--- a/practice/MySQL_practice/Mysql的知识点.docx
+++ b/practice/MySQL_practice/Mysql的知识点.docx
@@ -2,6 +2,38 @@
 <file path=word/document.xml><?xml version="1.0" encoding="utf-8"?>
 <w:document xmlns:wpc="http://schemas.microsoft.com/office/word/2010/wordprocessingCanvas" xmlns:mc="http://schemas.openxmlformats.org/markup-compatibility/2006" xmlns:o="urn:schemas-microsoft-com:office:office" xmlns:r="http://schemas.openxmlformats.org/officeDocument/2006/relationships" xmlns:m="http://schemas.openxmlformats.org/officeDocument/2006/math" xmlns:v="urn:schemas-microsoft-com:vml" xmlns:wp14="http://schemas.microsoft.com/office/word/2010/wordprocessingDrawing" xmlns:wp="http://schemas.openxmlformats.org/drawingml/2006/wordprocessingDrawing" xmlns:w="http://schemas.openxmlformats.org/wordprocessingml/2006/main" xmlns:w14="http://schemas.microsoft.com/office/word/2010/wordml" xmlns:w10="urn:schemas-microsoft-com:office:word" xmlns:w15="http://schemas.microsoft.com/office/word/2012/wordml" xmlns:wpg="http://schemas.microsoft.com/office/word/2010/wordprocessingGroup" xmlns:wpi="http://schemas.microsoft.com/office/word/2010/wordprocessingInk" xmlns:wne="http://schemas.microsoft.com/office/word/2006/wordml" xmlns:wps="http://schemas.microsoft.com/office/word/2010/wordprocessingShape" xmlns:wpsCustomData="http://www.wps.cn/officeDocument/2013/wpsCustomData" mc:Ignorable="w14 w15 wp14">
   <w:body>
+    <w:p>
+      <w:pPr>
+        <w:keepNext w:val="0"/>
+        <w:keepLines w:val="0"/>
+        <w:pageBreakBefore w:val="0"/>
+        <w:widowControl w:val="0"/>
+        <w:kinsoku/>
+        <w:wordWrap/>
+        <w:overflowPunct/>
+        <w:topLinePunct w:val="0"/>
+        <w:autoSpaceDE/>
+        <w:autoSpaceDN/>
+        <w:bidi w:val="0"/>
+        <w:adjustRightInd/>
+        <w:snapToGrid/>
+        <w:jc w:val="left"/>
+        <w:textAlignment w:val="auto"/>
+        <w:rPr>
+          <w:rFonts w:hint="default"/>
+          <w:lang w:val="en-US" w:eastAsia="zh-CN"/>
+        </w:rPr>
+      </w:pPr>
+      <w:r>
+        <w:rPr>
+          <w:rFonts w:hint="eastAsia"/>
+          <w:lang w:val="en-US" w:eastAsia="zh-CN"/>
+        </w:rPr>
+        <w:t>7.15</w:t>
+      </w:r>
+      <w:bookmarkStart w:id="0" w:name="_GoBack"/>
+      <w:bookmarkEnd w:id="0"/>
+    </w:p>
     <w:p>
       <w:pPr>
         <w:keepNext w:val="0"/>
@@ -235,8 +267,6 @@
         </w:rPr>
         <w:t>快捷键Ctrl+Shift+l</w:t>
       </w:r>
-      <w:bookmarkStart w:id="0" w:name="_GoBack"/>
-      <w:bookmarkEnd w:id="0"/>
     </w:p>
     <w:p>
       <w:pPr>

--- a/practice/MySQL_practice/Mysql的知识点.docx
+++ b/practice/MySQL_practice/Mysql的知识点.docx
@@ -31,8 +31,6 @@
         </w:rPr>
         <w:t>7.15</w:t>
       </w:r>
-      <w:bookmarkStart w:id="0" w:name="_GoBack"/>
-      <w:bookmarkEnd w:id="0"/>
     </w:p>
     <w:p>
       <w:pPr>
@@ -269,12 +267,6 @@
       </w:r>
     </w:p>
     <w:p>
-      <w:pPr>
-        <w:rPr>
-          <w:rFonts w:hint="default"/>
-          <w:lang w:val="en-US" w:eastAsia="zh-CN"/>
-        </w:rPr>
-      </w:pPr>
       <w:r>
         <w:drawing>
           <wp:inline distT="0" distB="0" distL="114300" distR="114300">
@@ -318,6 +310,127 @@
           </wp:inline>
         </w:drawing>
       </w:r>
+    </w:p>
+    <w:p/>
+    <w:p>
+      <w:pPr>
+        <w:rPr>
+          <w:rFonts w:hint="eastAsia"/>
+          <w:lang w:val="en-US" w:eastAsia="zh-CN"/>
+        </w:rPr>
+      </w:pPr>
+      <w:r>
+        <w:rPr>
+          <w:rFonts w:hint="eastAsia"/>
+          <w:lang w:val="en-US" w:eastAsia="zh-CN"/>
+        </w:rPr>
+        <w:t>7.19</w:t>
+      </w:r>
+    </w:p>
+    <w:p>
+      <w:pPr>
+        <w:rPr>
+          <w:rFonts w:hint="eastAsia"/>
+          <w:lang w:val="en-US" w:eastAsia="zh-CN"/>
+        </w:rPr>
+      </w:pPr>
+      <w:r>
+        <w:rPr>
+          <w:rFonts w:hint="eastAsia"/>
+          <w:lang w:val="en-US" w:eastAsia="zh-CN"/>
+        </w:rPr>
+        <w:t>Distinct  消除重复</w:t>
+      </w:r>
+    </w:p>
+    <w:p>
+      <w:pPr>
+        <w:rPr>
+          <w:rFonts w:hint="eastAsia"/>
+          <w:lang w:val="en-US" w:eastAsia="zh-CN"/>
+        </w:rPr>
+      </w:pPr>
+      <w:r>
+        <w:rPr>
+          <w:rFonts w:hint="eastAsia"/>
+          <w:lang w:val="en-US" w:eastAsia="zh-CN"/>
+        </w:rPr>
+        <w:t>As 别名</w:t>
+      </w:r>
+    </w:p>
+    <w:p>
+      <w:pPr>
+        <w:rPr>
+          <w:rFonts w:hint="eastAsia"/>
+          <w:lang w:val="en-US" w:eastAsia="zh-CN"/>
+        </w:rPr>
+      </w:pPr>
+      <w:r>
+        <w:rPr>
+          <w:rFonts w:hint="eastAsia"/>
+          <w:lang w:val="en-US" w:eastAsia="zh-CN"/>
+        </w:rPr>
+        <w:t>Between and  从什么到什么 一般指数字</w:t>
+      </w:r>
+    </w:p>
+    <w:p>
+      <w:pPr>
+        <w:rPr>
+          <w:rFonts w:hint="eastAsia"/>
+          <w:lang w:val="en-US" w:eastAsia="zh-CN"/>
+        </w:rPr>
+      </w:pPr>
+      <w:r>
+        <w:rPr>
+          <w:rFonts w:hint="eastAsia"/>
+          <w:lang w:val="en-US" w:eastAsia="zh-CN"/>
+        </w:rPr>
+        <w:t xml:space="preserve">查询 like </w:t>
+      </w:r>
+      <w:r>
+        <w:rPr>
+          <w:rFonts w:hint="default"/>
+          <w:lang w:val="en-US" w:eastAsia="zh-CN"/>
+        </w:rPr>
+        <w:t>“</w:t>
+      </w:r>
+      <w:r>
+        <w:rPr>
+          <w:rFonts w:hint="eastAsia"/>
+          <w:lang w:val="en-US" w:eastAsia="zh-CN"/>
+        </w:rPr>
+        <w:t xml:space="preserve"> 赵%</w:t>
+      </w:r>
+      <w:r>
+        <w:rPr>
+          <w:rFonts w:hint="default"/>
+          <w:lang w:val="en-US" w:eastAsia="zh-CN"/>
+        </w:rPr>
+        <w:t>”</w:t>
+      </w:r>
+      <w:r>
+        <w:rPr>
+          <w:rFonts w:hint="eastAsia"/>
+          <w:lang w:val="en-US" w:eastAsia="zh-CN"/>
+        </w:rPr>
+        <w:t xml:space="preserve">  姓赵的</w:t>
+      </w:r>
+    </w:p>
+    <w:p>
+      <w:pPr>
+        <w:rPr>
+          <w:rFonts w:hint="default"/>
+          <w:lang w:val="en-US" w:eastAsia="zh-CN"/>
+        </w:rPr>
+      </w:pPr>
+      <w:r>
+        <w:rPr>
+          <w:rFonts w:hint="eastAsia"/>
+          <w:lang w:val="en-US" w:eastAsia="zh-CN"/>
+        </w:rPr>
+        <w:t>‘赵_’赵里  几个_就有几个字</w:t>
+      </w:r>
+      <w:bookmarkStart w:id="0" w:name="_GoBack"/>
+      <w:bookmarkEnd w:id="0"/>
     </w:p>
     <w:sectPr>
       <w:pgSz w:w="11906" w:h="16838"/>
@@ -405,7 +518,7 @@
     <w:lsdException w:qFormat="1" w:unhideWhenUsed="0" w:uiPriority="0" w:semiHidden="0" w:name="Title"/>
     <w:lsdException w:unhideWhenUsed="0" w:uiPriority="0" w:semiHidden="0" w:name="Closing"/>
     <w:lsdException w:unhideWhenUsed="0" w:uiPriority="0" w:semiHidden="0" w:name="Signature"/>
-    <w:lsdException w:unhideWhenUsed="0" w:uiPriority="0" w:name="Default Paragraph Font"/>
+    <w:lsdException w:qFormat="1" w:unhideWhenUsed="0" w:uiPriority="0" w:name="Default Paragraph Font"/>
     <w:lsdException w:unhideWhenUsed="0" w:uiPriority="0" w:semiHidden="0" w:name="Body Text"/>
     <w:lsdException w:unhideWhenUsed="0" w:uiPriority="0" w:semiHidden="0" w:name="Body Text Indent"/>
     <w:lsdException w:unhideWhenUsed="0" w:uiPriority="0" w:semiHidden="0" w:name="List Continue"/>
@@ -608,6 +721,7 @@
   <w:style w:type="character" w:default="1" w:styleId="3">
     <w:name w:val="Default Paragraph Font"/>
     <w:semiHidden/>
+    <w:qFormat/>
     <w:uiPriority w:val="0"/>
   </w:style>
   <w:style w:type="table" w:default="1" w:styleId="2">
